--- a/profiles/documentation/tsw-class-314-dtg-thejag.docx
+++ b/profiles/documentation/tsw-class-314-dtg-thejag.docx
@@ -19,8 +19,8 @@
       </w:tblPr>
       <w:tblGrid>
         <w:gridCol w:w="1691"/>
-        <w:gridCol w:w="4101"/>
-        <w:gridCol w:w="3701"/>
+        <w:gridCol w:w="4102"/>
+        <w:gridCol w:w="3700"/>
         <w:gridCol w:w="1292"/>
       </w:tblGrid>
       <w:tr>
@@ -399,9 +399,9 @@
                 <w:noProof/>
               </w:rPr>
               <w:drawing>
-                <wp:inline distT="0" distB="0" distL="0" distR="0" wp14:anchorId="5B096C39" wp14:editId="1389AD49">
-                  <wp:extent cx="2612314" cy="187200"/>
-                  <wp:effectExtent l="0" t="0" r="0" b="3810"/>
+                <wp:inline distT="0" distB="0" distL="0" distR="0" wp14:anchorId="5B096C39" wp14:editId="01FFE22A">
+                  <wp:extent cx="4521312" cy="324000"/>
+                  <wp:effectExtent l="0" t="0" r="0" b="0"/>
                   <wp:docPr id="1305633984" name="Picture 1"/>
                   <wp:cNvGraphicFramePr>
                     <a:graphicFrameLocks xmlns:a="http://schemas.openxmlformats.org/drawingml/2006/main" noChangeAspect="1"/>
@@ -422,47 +422,7 @@
                         <pic:spPr>
                           <a:xfrm>
                             <a:off x="0" y="0"/>
-                            <a:ext cx="2612314" cy="187200"/>
-                          </a:xfrm>
-                          <a:prstGeom prst="rect">
-                            <a:avLst/>
-                          </a:prstGeom>
-                        </pic:spPr>
-                      </pic:pic>
-                    </a:graphicData>
-                  </a:graphic>
-                </wp:inline>
-              </w:drawing>
-            </w:r>
-            <w:r>
-              <w:rPr>
-                <w:noProof/>
-              </w:rPr>
-              <w:drawing>
-                <wp:inline distT="0" distB="0" distL="0" distR="0" wp14:anchorId="678E01DB" wp14:editId="4DEA143C">
-                  <wp:extent cx="2612314" cy="187200"/>
-                  <wp:effectExtent l="0" t="0" r="0" b="3810"/>
-                  <wp:docPr id="1061521815" name="Picture 1"/>
-                  <wp:cNvGraphicFramePr>
-                    <a:graphicFrameLocks xmlns:a="http://schemas.openxmlformats.org/drawingml/2006/main" noChangeAspect="1"/>
-                  </wp:cNvGraphicFramePr>
-                  <a:graphic xmlns:a="http://schemas.openxmlformats.org/drawingml/2006/main">
-                    <a:graphicData uri="http://schemas.openxmlformats.org/drawingml/2006/picture">
-                      <pic:pic xmlns:pic="http://schemas.openxmlformats.org/drawingml/2006/picture">
-                        <pic:nvPicPr>
-                          <pic:cNvPr id="1305633984" name=""/>
-                          <pic:cNvPicPr/>
-                        </pic:nvPicPr>
-                        <pic:blipFill>
-                          <a:blip r:embed="rId10"/>
-                          <a:stretch>
-                            <a:fillRect/>
-                          </a:stretch>
-                        </pic:blipFill>
-                        <pic:spPr>
-                          <a:xfrm>
-                            <a:off x="0" y="0"/>
-                            <a:ext cx="2612314" cy="187200"/>
+                            <a:ext cx="4521312" cy="324000"/>
                           </a:xfrm>
                           <a:prstGeom prst="rect">
                             <a:avLst/>
